--- a/docs/AP5PW.docx
+++ b/docs/AP5PW.docx
@@ -139,7 +139,7 @@
     <w:p>
       <w:pPr>
         <w:rPr>
-          <w:lang w:val="ru-RU"/>
+          <w:lang w:val="cs-CZ"/>
         </w:rPr>
       </w:pPr>
       <w:r>
@@ -149,13 +149,16 @@
         <w:t>Soubory představují velmi jednoduchou entitu, která obsahuje ID, název souboru, téma textu, samotný text a autora. Autor se při stahování souboru nezobrazuje</w:t>
       </w:r>
       <w:r>
+        <w:rPr>
+          <w:lang w:val="cs-CZ"/>
+        </w:rPr>
         <w:t>.</w:t>
       </w:r>
     </w:p>
     <w:p>
       <w:pPr>
         <w:rPr>
-          <w:lang w:val="ru-RU"/>
+          <w:lang w:val="cs-CZ"/>
         </w:rPr>
       </w:pPr>
     </w:p>
@@ -254,19 +257,7 @@
         <w:rPr>
           <w:lang w:val="cs-CZ"/>
         </w:rPr>
-        <w:t xml:space="preserve"> </w:t>
-      </w:r>
-      <w:r>
-        <w:rPr>
-          <w:lang w:val="cs-CZ"/>
-        </w:rPr>
-        <w:t xml:space="preserve">- </w:t>
-      </w:r>
-      <w:r>
-        <w:rPr>
-          <w:lang w:val="cs-CZ"/>
-        </w:rPr>
-        <w:t>hlavní</w:t>
+        <w:t xml:space="preserve"> - hlavní</w:t>
       </w:r>
       <w:proofErr w:type="gramEnd"/>
       <w:r>
@@ -300,19 +291,7 @@
         <w:rPr>
           <w:lang w:val="cs-CZ"/>
         </w:rPr>
-        <w:t xml:space="preserve"> </w:t>
-      </w:r>
-      <w:r>
-        <w:rPr>
-          <w:lang w:val="cs-CZ"/>
-        </w:rPr>
-        <w:t xml:space="preserve">- </w:t>
-      </w:r>
-      <w:r>
-        <w:rPr>
-          <w:lang w:val="cs-CZ"/>
-        </w:rPr>
-        <w:t>stránka</w:t>
+        <w:t xml:space="preserve"> - stránka</w:t>
       </w:r>
       <w:proofErr w:type="gramEnd"/>
       <w:r>
@@ -396,19 +375,7 @@
         <w:rPr>
           <w:lang w:val="ru-RU"/>
         </w:rPr>
-        <w:t xml:space="preserve">Users </w:t>
-      </w:r>
-      <w:r>
-        <w:rPr>
-          <w:lang w:val="ru-RU"/>
-        </w:rPr>
-        <w:t xml:space="preserve">- </w:t>
-      </w:r>
-      <w:r>
-        <w:rPr>
-          <w:lang w:val="ru-RU"/>
-        </w:rPr>
-        <w:t>správa uživatelů.</w:t>
+        <w:t>Users - správa uživatelů.</w:t>
       </w:r>
     </w:p>
     <w:p>
@@ -484,19 +451,7 @@
         <w:rPr>
           <w:lang w:val="cs-CZ"/>
         </w:rPr>
-        <w:t>User</w:t>
-      </w:r>
-      <w:r>
-        <w:rPr>
-          <w:lang w:val="cs-CZ"/>
-        </w:rPr>
-        <w:t xml:space="preserve"> - </w:t>
-      </w:r>
-      <w:r>
-        <w:rPr>
-          <w:lang w:val="cs-CZ"/>
-        </w:rPr>
-        <w:t>prohlížení</w:t>
+        <w:t>User - prohlížení</w:t>
       </w:r>
       <w:proofErr w:type="gramEnd"/>
       <w:r>
@@ -522,19 +477,7 @@
         <w:rPr>
           <w:lang w:val="cs-CZ"/>
         </w:rPr>
-        <w:t xml:space="preserve">Manager </w:t>
-      </w:r>
-      <w:r>
-        <w:rPr>
-          <w:lang w:val="cs-CZ"/>
-        </w:rPr>
-        <w:t>-</w:t>
-      </w:r>
-      <w:r>
-        <w:rPr>
-          <w:lang w:val="cs-CZ"/>
-        </w:rPr>
-        <w:t xml:space="preserve"> všechna</w:t>
+        <w:t>Manager - všechna</w:t>
       </w:r>
       <w:proofErr w:type="gramEnd"/>
       <w:r>
@@ -586,19 +529,7 @@
         <w:rPr>
           <w:lang w:val="cs-CZ"/>
         </w:rPr>
-        <w:t xml:space="preserve">Admin </w:t>
-      </w:r>
-      <w:r>
-        <w:rPr>
-          <w:lang w:val="cs-CZ"/>
-        </w:rPr>
-        <w:t>-</w:t>
-      </w:r>
-      <w:r>
-        <w:rPr>
-          <w:lang w:val="cs-CZ"/>
-        </w:rPr>
-        <w:t xml:space="preserve"> všechna</w:t>
+        <w:t>Admin - všechna</w:t>
       </w:r>
       <w:proofErr w:type="gramEnd"/>
       <w:r>
@@ -625,13 +556,7 @@
         <w:rPr>
           <w:lang w:val="cs-CZ"/>
         </w:rPr>
-        <w:t xml:space="preserve">, </w:t>
-      </w:r>
-      <w:r>
-        <w:rPr>
-          <w:lang w:val="cs-CZ"/>
-        </w:rPr>
-        <w:t>smazání</w:t>
+        <w:t>, smazání</w:t>
       </w:r>
       <w:r>
         <w:rPr>
@@ -641,6 +566,11 @@
       </w:r>
     </w:p>
     <w:p>
+      <w:pPr>
+        <w:rPr>
+          <w:lang w:val="cs-CZ"/>
+        </w:rPr>
+      </w:pPr>
       <w:r>
         <w:rPr>
           <w:lang w:val="cs-CZ"/>
@@ -649,84 +579,58 @@
       </w:r>
       <w:r>
         <w:rPr>
-          <w:lang w:val="ru-RU"/>
+          <w:lang w:val="cs-CZ"/>
         </w:rPr>
         <w:t>Nemůže však měnit hesla ostatních uživatelů</w:t>
       </w:r>
       <w:r>
         <w:rPr>
-          <w:lang w:val="ru-RU"/>
-        </w:rPr>
-        <w:t xml:space="preserve"> (</w:t>
-      </w:r>
-      <w:r>
-        <w:t>ani Admin)</w:t>
-      </w:r>
-      <w:r>
-        <w:rPr>
-          <w:lang w:val="ru-RU"/>
+          <w:lang w:val="cs-CZ"/>
+        </w:rPr>
+        <w:t xml:space="preserve"> (ani Admin)</w:t>
+      </w:r>
+      <w:r>
+        <w:rPr>
+          <w:lang w:val="cs-CZ"/>
         </w:rPr>
         <w:t>.</w:t>
       </w:r>
     </w:p>
-    <w:p/>
-    <w:p>
-      <w:pPr>
-        <w:rPr>
-          <w:b/>
-          <w:bCs/>
-        </w:rPr>
-      </w:pPr>
-      <w:proofErr w:type="spellStart"/>
-      <w:r>
-        <w:rPr>
-          <w:b/>
-          <w:bCs/>
+    <w:p>
+      <w:pPr>
+        <w:rPr>
+          <w:lang w:val="cs-CZ"/>
+        </w:rPr>
+      </w:pPr>
+    </w:p>
+    <w:p>
+      <w:pPr>
+        <w:rPr>
+          <w:b/>
+          <w:bCs/>
+          <w:lang w:val="cs-CZ"/>
+        </w:rPr>
+      </w:pPr>
+      <w:r>
+        <w:rPr>
+          <w:b/>
+          <w:bCs/>
+          <w:lang w:val="cs-CZ"/>
         </w:rPr>
         <w:t>Vrstvy</w:t>
       </w:r>
-      <w:proofErr w:type="spellEnd"/>
-    </w:p>
-    <w:p>
-      <w:proofErr w:type="spellStart"/>
-      <w:r>
-        <w:t>Webová</w:t>
-      </w:r>
-      <w:proofErr w:type="spellEnd"/>
-      <w:r>
-        <w:t xml:space="preserve"> </w:t>
-      </w:r>
-      <w:proofErr w:type="spellStart"/>
-      <w:r>
-        <w:t>aplikace</w:t>
-      </w:r>
-      <w:proofErr w:type="spellEnd"/>
-      <w:r>
-        <w:t xml:space="preserve"> je </w:t>
-      </w:r>
-      <w:proofErr w:type="spellStart"/>
-      <w:r>
-        <w:t>rozdělena</w:t>
-      </w:r>
-      <w:proofErr w:type="spellEnd"/>
-      <w:r>
-        <w:t xml:space="preserve"> do </w:t>
-      </w:r>
-      <w:proofErr w:type="spellStart"/>
-      <w:r>
-        <w:t>čtyř</w:t>
-      </w:r>
-      <w:proofErr w:type="spellEnd"/>
-      <w:r>
-        <w:t xml:space="preserve"> </w:t>
-      </w:r>
-      <w:proofErr w:type="spellStart"/>
-      <w:r>
-        <w:t>vrstev</w:t>
-      </w:r>
-      <w:proofErr w:type="spellEnd"/>
-      <w:r>
-        <w:t>:</w:t>
+    </w:p>
+    <w:p>
+      <w:pPr>
+        <w:rPr>
+          <w:lang w:val="cs-CZ"/>
+        </w:rPr>
+      </w:pPr>
+      <w:r>
+        <w:rPr>
+          <w:lang w:val="cs-CZ"/>
+        </w:rPr>
+        <w:t>Webová aplikace je rozdělena do čtyř vrstev:</w:t>
       </w:r>
     </w:p>
     <w:p>
@@ -736,65 +640,29 @@
           <w:ilvl w:val="0"/>
           <w:numId w:val="5"/>
         </w:numPr>
-      </w:pPr>
-      <w:r>
-        <w:t xml:space="preserve">Web Application – </w:t>
+        <w:rPr>
+          <w:lang w:val="cs-CZ"/>
+        </w:rPr>
+      </w:pPr>
+      <w:r>
+        <w:rPr>
+          <w:lang w:val="cs-CZ"/>
+        </w:rPr>
+        <w:t xml:space="preserve">Web </w:t>
       </w:r>
       <w:proofErr w:type="spellStart"/>
       <w:r>
-        <w:t>prezentační</w:t>
+        <w:rPr>
+          <w:lang w:val="cs-CZ"/>
+        </w:rPr>
+        <w:t>Application</w:t>
       </w:r>
       <w:proofErr w:type="spellEnd"/>
       <w:r>
-        <w:t xml:space="preserve"> </w:t>
-      </w:r>
-      <w:proofErr w:type="spellStart"/>
-      <w:r>
-        <w:t>vrstva</w:t>
-      </w:r>
-      <w:proofErr w:type="spellEnd"/>
-      <w:r>
-        <w:t xml:space="preserve"> </w:t>
-      </w:r>
-      <w:proofErr w:type="spellStart"/>
-      <w:r>
-        <w:t>zajišťující</w:t>
-      </w:r>
-      <w:proofErr w:type="spellEnd"/>
-      <w:r>
-        <w:t xml:space="preserve"> </w:t>
-      </w:r>
-      <w:proofErr w:type="spellStart"/>
-      <w:r>
-        <w:t>uživatelské</w:t>
-      </w:r>
-      <w:proofErr w:type="spellEnd"/>
-      <w:r>
-        <w:t xml:space="preserve"> </w:t>
-      </w:r>
-      <w:proofErr w:type="spellStart"/>
-      <w:r>
-        <w:t>rozhraní</w:t>
-      </w:r>
-      <w:proofErr w:type="spellEnd"/>
-      <w:r>
-        <w:t xml:space="preserve"> a </w:t>
-      </w:r>
-      <w:proofErr w:type="spellStart"/>
-      <w:r>
-        <w:t>komunikaci</w:t>
-      </w:r>
-      <w:proofErr w:type="spellEnd"/>
-      <w:r>
-        <w:t xml:space="preserve"> s </w:t>
-      </w:r>
-      <w:proofErr w:type="spellStart"/>
-      <w:r>
-        <w:t>uživatelem</w:t>
-      </w:r>
-      <w:proofErr w:type="spellEnd"/>
-      <w:r>
-        <w:t>.</w:t>
+        <w:rPr>
+          <w:lang w:val="cs-CZ"/>
+        </w:rPr>
+        <w:t xml:space="preserve"> – prezentační vrstva zajišťující uživatelské rozhraní a komunikaci s uživatelem.</w:t>
       </w:r>
     </w:p>
     <w:p>
@@ -804,73 +672,23 @@
           <w:ilvl w:val="0"/>
           <w:numId w:val="5"/>
         </w:numPr>
-      </w:pPr>
-      <w:r>
-        <w:t xml:space="preserve">Application – </w:t>
-      </w:r>
+        <w:rPr>
+          <w:lang w:val="cs-CZ"/>
+        </w:rPr>
+      </w:pPr>
       <w:proofErr w:type="spellStart"/>
       <w:r>
-        <w:t>aplikační</w:t>
+        <w:rPr>
+          <w:lang w:val="cs-CZ"/>
+        </w:rPr>
+        <w:t>Application</w:t>
       </w:r>
       <w:proofErr w:type="spellEnd"/>
       <w:r>
-        <w:t xml:space="preserve"> </w:t>
-      </w:r>
-      <w:proofErr w:type="spellStart"/>
-      <w:r>
-        <w:t>vrstva</w:t>
-      </w:r>
-      <w:proofErr w:type="spellEnd"/>
-      <w:r>
-        <w:t xml:space="preserve"> </w:t>
-      </w:r>
-      <w:proofErr w:type="spellStart"/>
-      <w:r>
-        <w:t>obsahující</w:t>
-      </w:r>
-      <w:proofErr w:type="spellEnd"/>
-      <w:r>
-        <w:t xml:space="preserve"> </w:t>
-      </w:r>
-      <w:proofErr w:type="spellStart"/>
-      <w:r>
-        <w:t>aplikační</w:t>
-      </w:r>
-      <w:proofErr w:type="spellEnd"/>
-      <w:r>
-        <w:t xml:space="preserve"> </w:t>
-      </w:r>
-      <w:proofErr w:type="spellStart"/>
-      <w:r>
-        <w:t>služby</w:t>
-      </w:r>
-      <w:proofErr w:type="spellEnd"/>
-      <w:r>
-        <w:t xml:space="preserve"> a </w:t>
-      </w:r>
-      <w:proofErr w:type="spellStart"/>
-      <w:r>
-        <w:t>logiku</w:t>
-      </w:r>
-      <w:proofErr w:type="spellEnd"/>
-      <w:r>
-        <w:t xml:space="preserve"> </w:t>
-      </w:r>
-      <w:proofErr w:type="spellStart"/>
-      <w:r>
-        <w:t>zpracování</w:t>
-      </w:r>
-      <w:proofErr w:type="spellEnd"/>
-      <w:r>
-        <w:t xml:space="preserve"> </w:t>
-      </w:r>
-      <w:proofErr w:type="spellStart"/>
-      <w:r>
-        <w:t>požadavků</w:t>
-      </w:r>
-      <w:proofErr w:type="spellEnd"/>
-      <w:r>
-        <w:t>.</w:t>
+        <w:rPr>
+          <w:lang w:val="cs-CZ"/>
+        </w:rPr>
+        <w:t xml:space="preserve"> – aplikační vrstva obsahující aplikační služby a logiku zpracování požadavků.</w:t>
       </w:r>
     </w:p>
     <w:p>
@@ -880,65 +698,23 @@
           <w:ilvl w:val="0"/>
           <w:numId w:val="5"/>
         </w:numPr>
-      </w:pPr>
-      <w:r>
-        <w:t xml:space="preserve">Domain – </w:t>
-      </w:r>
+        <w:rPr>
+          <w:lang w:val="cs-CZ"/>
+        </w:rPr>
+      </w:pPr>
       <w:proofErr w:type="spellStart"/>
       <w:r>
-        <w:t>doménová</w:t>
+        <w:rPr>
+          <w:lang w:val="cs-CZ"/>
+        </w:rPr>
+        <w:t>Domain</w:t>
       </w:r>
       <w:proofErr w:type="spellEnd"/>
       <w:r>
-        <w:t xml:space="preserve"> </w:t>
-      </w:r>
-      <w:proofErr w:type="spellStart"/>
-      <w:r>
-        <w:t>vrstva</w:t>
-      </w:r>
-      <w:proofErr w:type="spellEnd"/>
-      <w:r>
-        <w:t xml:space="preserve"> </w:t>
-      </w:r>
-      <w:proofErr w:type="spellStart"/>
-      <w:r>
-        <w:t>obsahující</w:t>
-      </w:r>
-      <w:proofErr w:type="spellEnd"/>
-      <w:r>
-        <w:t xml:space="preserve"> entity, </w:t>
-      </w:r>
-      <w:proofErr w:type="spellStart"/>
-      <w:r>
-        <w:t>rozhraní</w:t>
-      </w:r>
-      <w:proofErr w:type="spellEnd"/>
-      <w:r>
-        <w:t xml:space="preserve"> a </w:t>
-      </w:r>
-      <w:proofErr w:type="spellStart"/>
-      <w:r>
-        <w:t>základní</w:t>
-      </w:r>
-      <w:proofErr w:type="spellEnd"/>
-      <w:r>
-        <w:t xml:space="preserve"> </w:t>
-      </w:r>
-      <w:proofErr w:type="spellStart"/>
-      <w:r>
-        <w:t>pravidla</w:t>
-      </w:r>
-      <w:proofErr w:type="spellEnd"/>
-      <w:r>
-        <w:t xml:space="preserve"> </w:t>
-      </w:r>
-      <w:proofErr w:type="spellStart"/>
-      <w:r>
-        <w:t>domény</w:t>
-      </w:r>
-      <w:proofErr w:type="spellEnd"/>
-      <w:r>
-        <w:t>.</w:t>
+        <w:rPr>
+          <w:lang w:val="cs-CZ"/>
+        </w:rPr>
+        <w:t xml:space="preserve"> – doménová vrstva obsahující entity, rozhraní a základní pravidla domény.</w:t>
       </w:r>
     </w:p>
     <w:p>
@@ -1049,6 +825,9 @@
         <w:jc w:val="center"/>
       </w:pPr>
       <w:r>
+        <w:rPr>
+          <w:noProof/>
+        </w:rPr>
         <w:drawing>
           <wp:inline distT="0" distB="0" distL="0" distR="0" wp14:anchorId="2FFAC3E0" wp14:editId="42394510">
             <wp:extent cx="4826248" cy="2330570"/>
@@ -1161,6 +940,9 @@
         <w:jc w:val="center"/>
       </w:pPr>
       <w:r>
+        <w:rPr>
+          <w:noProof/>
+        </w:rPr>
         <w:drawing>
           <wp:inline distT="0" distB="0" distL="0" distR="0" wp14:anchorId="66441A44" wp14:editId="5F75AD57">
             <wp:extent cx="5943600" cy="3408045"/>
@@ -1203,6 +985,9 @@
         <w:jc w:val="center"/>
       </w:pPr>
       <w:r>
+        <w:rPr>
+          <w:noProof/>
+        </w:rPr>
         <w:drawing>
           <wp:inline distT="0" distB="0" distL="0" distR="0" wp14:anchorId="7FB1FA03" wp14:editId="5383C7D2">
             <wp:extent cx="5943600" cy="2868930"/>
@@ -1282,6 +1067,7 @@
         <w:rPr>
           <w:b/>
           <w:bCs/>
+          <w:noProof/>
         </w:rPr>
         <w:drawing>
           <wp:inline distT="0" distB="0" distL="0" distR="0" wp14:anchorId="4BDC1118" wp14:editId="2AF0420B">
@@ -1332,6 +1118,7 @@
         <w:rPr>
           <w:b/>
           <w:bCs/>
+          <w:noProof/>
         </w:rPr>
         <w:drawing>
           <wp:inline distT="0" distB="0" distL="0" distR="0" wp14:anchorId="0E2EFE36" wp14:editId="2F3DBEA1">
@@ -1429,6 +1216,7 @@
         <w:rPr>
           <w:b/>
           <w:bCs/>
+          <w:noProof/>
         </w:rPr>
         <w:drawing>
           <wp:inline distT="0" distB="0" distL="0" distR="0" wp14:anchorId="7B9797B5" wp14:editId="01A40048">
@@ -1481,10 +1269,10 @@
           <w:bCs/>
         </w:rPr>
         <w:drawing>
-          <wp:inline distT="0" distB="0" distL="0" distR="0" wp14:anchorId="558EA344" wp14:editId="77D9BEF2">
-            <wp:extent cx="5943600" cy="2462530"/>
+          <wp:inline distT="0" distB="0" distL="0" distR="0" wp14:anchorId="19E3DF82" wp14:editId="47C6708A">
+            <wp:extent cx="5943600" cy="2764155"/>
             <wp:effectExtent l="0" t="0" r="0" b="0"/>
-            <wp:docPr id="1696594034" name="Picture 1"/>
+            <wp:docPr id="1252323744" name="Picture 1"/>
             <wp:cNvGraphicFramePr>
               <a:graphicFrameLocks xmlns:a="http://schemas.openxmlformats.org/drawingml/2006/main" noChangeAspect="1"/>
             </wp:cNvGraphicFramePr>
@@ -1492,7 +1280,7 @@
               <a:graphicData uri="http://schemas.openxmlformats.org/drawingml/2006/picture">
                 <pic:pic xmlns:pic="http://schemas.openxmlformats.org/drawingml/2006/picture">
                   <pic:nvPicPr>
-                    <pic:cNvPr id="1696594034" name=""/>
+                    <pic:cNvPr id="1252323744" name=""/>
                     <pic:cNvPicPr/>
                   </pic:nvPicPr>
                   <pic:blipFill>
@@ -1504,7 +1292,7 @@
                   <pic:spPr>
                     <a:xfrm>
                       <a:off x="0" y="0"/>
-                      <a:ext cx="5943600" cy="2462530"/>
+                      <a:ext cx="5943600" cy="2764155"/>
                     </a:xfrm>
                     <a:prstGeom prst="rect">
                       <a:avLst/>
@@ -1584,6 +1372,7 @@
         <w:rPr>
           <w:b/>
           <w:bCs/>
+          <w:noProof/>
         </w:rPr>
         <w:drawing>
           <wp:inline distT="0" distB="0" distL="0" distR="0" wp14:anchorId="5BFAA01D" wp14:editId="1D4E0A6C">
@@ -1634,6 +1423,7 @@
         <w:rPr>
           <w:b/>
           <w:bCs/>
+          <w:noProof/>
         </w:rPr>
         <w:drawing>
           <wp:inline distT="0" distB="0" distL="0" distR="0" wp14:anchorId="35D3F8E1" wp14:editId="1D813214">
@@ -1697,33 +1487,33 @@
       </w:pPr>
       <w:r>
         <w:rPr>
-          <w:rFonts w:hint="eastAsia"/>
           <w:b/>
           <w:bCs/>
           <w:noProof/>
+          <w:lang w:val="cs-CZ"/>
         </w:rPr>
         <w:lastRenderedPageBreak/>
         <w:drawing>
-          <wp:anchor distT="0" distB="0" distL="114300" distR="114300" simplePos="0" relativeHeight="251658240" behindDoc="1" locked="0" layoutInCell="1" allowOverlap="1" wp14:anchorId="7B901082" wp14:editId="7AF02DE4">
+          <wp:anchor distT="0" distB="0" distL="114300" distR="114300" simplePos="0" relativeHeight="251658240" behindDoc="1" locked="0" layoutInCell="1" allowOverlap="1" wp14:anchorId="1E44AB99" wp14:editId="675EFA03">
             <wp:simplePos x="0" y="0"/>
             <wp:positionH relativeFrom="column">
-              <wp:posOffset>-700405</wp:posOffset>
+              <wp:posOffset>-717550</wp:posOffset>
             </wp:positionH>
             <wp:positionV relativeFrom="paragraph">
-              <wp:posOffset>323850</wp:posOffset>
+              <wp:posOffset>438150</wp:posOffset>
             </wp:positionV>
-            <wp:extent cx="7367270" cy="7089775"/>
-            <wp:effectExtent l="0" t="0" r="5080" b="0"/>
+            <wp:extent cx="7385050" cy="7130415"/>
+            <wp:effectExtent l="0" t="0" r="6350" b="0"/>
             <wp:wrapTight wrapText="bothSides">
               <wp:wrapPolygon edited="0">
                 <wp:start x="0" y="0"/>
-                <wp:lineTo x="0" y="21532"/>
-                <wp:lineTo x="21559" y="21532"/>
-                <wp:lineTo x="21559" y="0"/>
+                <wp:lineTo x="0" y="21525"/>
+                <wp:lineTo x="21563" y="21525"/>
+                <wp:lineTo x="21563" y="0"/>
                 <wp:lineTo x="0" y="0"/>
               </wp:wrapPolygon>
             </wp:wrapTight>
-            <wp:docPr id="384541693" name="Picture 2"/>
+            <wp:docPr id="440128343" name="Picture 1"/>
             <wp:cNvGraphicFramePr>
               <a:graphicFrameLocks xmlns:a="http://schemas.openxmlformats.org/drawingml/2006/main" noChangeAspect="1"/>
             </wp:cNvGraphicFramePr>
@@ -1731,7 +1521,7 @@
               <a:graphicData uri="http://schemas.openxmlformats.org/drawingml/2006/picture">
                 <pic:pic xmlns:pic="http://schemas.openxmlformats.org/drawingml/2006/picture">
                   <pic:nvPicPr>
-                    <pic:cNvPr id="384541693" name="Picture 384541693"/>
+                    <pic:cNvPr id="440128343" name="Picture 440128343"/>
                     <pic:cNvPicPr/>
                   </pic:nvPicPr>
                   <pic:blipFill>
@@ -1743,7 +1533,7 @@
                   <pic:spPr>
                     <a:xfrm>
                       <a:off x="0" y="0"/>
-                      <a:ext cx="7367270" cy="7089775"/>
+                      <a:ext cx="7385050" cy="7130415"/>
                     </a:xfrm>
                     <a:prstGeom prst="rect">
                       <a:avLst/>
@@ -1775,6 +1565,15 @@
         <w:rPr>
           <w:b/>
           <w:bCs/>
+          <w:lang w:val="cs-CZ"/>
+        </w:rPr>
+      </w:pPr>
+    </w:p>
+    <w:p>
+      <w:pPr>
+        <w:rPr>
+          <w:b/>
+          <w:bCs/>
         </w:rPr>
       </w:pPr>
       <w:r>
@@ -1943,13 +1742,7 @@
         <w:rPr>
           <w:lang w:val="fr-FR"/>
         </w:rPr>
-        <w:t>FileCard</w:t>
-      </w:r>
-      <w:r>
-        <w:rPr>
-          <w:lang w:val="fr-FR"/>
-        </w:rPr>
-        <w:t>ViewModel.cs</w:t>
+        <w:t>FileCardViewModel.cs</w:t>
       </w:r>
       <w:proofErr w:type="spellEnd"/>
     </w:p>
@@ -1969,13 +1762,7 @@
         <w:rPr>
           <w:lang w:val="fr-FR"/>
         </w:rPr>
-        <w:t>Index</w:t>
-      </w:r>
-      <w:r>
-        <w:rPr>
-          <w:lang w:val="fr-FR"/>
-        </w:rPr>
-        <w:t>ViewModel.cs</w:t>
+        <w:t>IndexViewModel.cs</w:t>
       </w:r>
       <w:proofErr w:type="spellEnd"/>
     </w:p>
@@ -1995,13 +1782,7 @@
         <w:rPr>
           <w:lang w:val="fr-FR"/>
         </w:rPr>
-        <w:t>Login</w:t>
-      </w:r>
-      <w:r>
-        <w:rPr>
-          <w:lang w:val="fr-FR"/>
-        </w:rPr>
-        <w:t>ViewModel.cs</w:t>
+        <w:t>LoginViewModel.cs</w:t>
       </w:r>
       <w:proofErr w:type="spellEnd"/>
     </w:p>
@@ -2021,13 +1802,7 @@
         <w:rPr>
           <w:lang w:val="fr-FR"/>
         </w:rPr>
-        <w:t>Register</w:t>
-      </w:r>
-      <w:r>
-        <w:rPr>
-          <w:lang w:val="fr-FR"/>
-        </w:rPr>
-        <w:t>ViewModel.cs</w:t>
+        <w:t>RegisterViewModel.cs</w:t>
       </w:r>
       <w:proofErr w:type="spellEnd"/>
     </w:p>
@@ -2047,13 +1822,7 @@
         <w:rPr>
           <w:lang w:val="fr-FR"/>
         </w:rPr>
-        <w:t>User</w:t>
-      </w:r>
-      <w:r>
-        <w:rPr>
-          <w:lang w:val="fr-FR"/>
-        </w:rPr>
-        <w:t>ViewModel.cs</w:t>
+        <w:t>UserViewModel.cs</w:t>
       </w:r>
       <w:proofErr w:type="spellEnd"/>
     </w:p>
@@ -3524,6 +3293,7 @@
   <w:style w:type="character" w:default="1" w:styleId="DefaultParagraphFont">
     <w:name w:val="Default Paragraph Font"/>
     <w:uiPriority w:val="1"/>
+    <w:semiHidden/>
     <w:unhideWhenUsed/>
   </w:style>
   <w:style w:type="table" w:default="1" w:styleId="TableNormal">
